--- a/아맘때_Engage_기획안.docx
+++ b/아맘때_Engage_기획안.docx
@@ -110,7 +110,7 @@
                 <w:sz w:val="18"/>
                 <w:szCs w:val="18"/>
               </w:rPr>
-              <w:t xml:space="preserve">작성: AI 개발팀  |  상태: POC 완료</w:t>
+              <w:t>작성: 김성익  |  상태: POC 완료</w:t>
             </w:r>
           </w:p>
         </w:tc>
@@ -834,6 +834,59 @@
     </w:p>
     <w:p>
       <w:pPr>
+        <w:jc w:val="center"/>
+      </w:pPr>
+      <w:r>
+        <w:drawing>
+          <wp:inline xmlns:a="http://schemas.openxmlformats.org/drawingml/2006/main" xmlns:pic="http://schemas.openxmlformats.org/drawingml/2006/picture">
+            <wp:extent cx="5303520" cy="2966413"/>
+            <wp:docPr id="5" name="Picture 5"/>
+            <wp:cNvGraphicFramePr>
+              <a:graphicFrameLocks noChangeAspect="1"/>
+            </wp:cNvGraphicFramePr>
+            <a:graphic>
+              <a:graphicData uri="http://schemas.openxmlformats.org/drawingml/2006/picture">
+                <pic:pic>
+                  <pic:nvPicPr>
+                    <pic:cNvPr id="0" name="image.png"/>
+                    <pic:cNvPicPr/>
+                  </pic:nvPicPr>
+                  <pic:blipFill>
+                    <a:blip r:embed="rId17"/>
+                    <a:stretch>
+                      <a:fillRect/>
+                    </a:stretch>
+                  </pic:blipFill>
+                  <pic:spPr>
+                    <a:xfrm>
+                      <a:off x="0" y="0"/>
+                      <a:ext cx="5303520" cy="2966413"/>
+                    </a:xfrm>
+                    <a:prstGeom prst="rect"/>
+                  </pic:spPr>
+                </pic:pic>
+              </a:graphicData>
+            </a:graphic>
+          </wp:inline>
+        </w:drawing>
+      </w:r>
+    </w:p>
+    <w:p>
+      <w:pPr>
+        <w:spacing w:before="80" w:after="240"/>
+        <w:jc w:val="center"/>
+      </w:pPr>
+      <w:r>
+        <w:rPr>
+          <w:i/>
+          <w:color w:val="666666"/>
+          <w:sz w:val="18"/>
+        </w:rPr>
+        <w:t>▲ 그림 1. 전체 사용자 플로우</w:t>
+      </w:r>
+    </w:p>
+    <w:p>
+      <w:pPr>
         <w:spacing w:after="60" w:before="60"/>
       </w:pPr>
       <w:r>
@@ -2427,6 +2480,431 @@
           <w:szCs w:val="26"/>
         </w:rPr>
         <w:t xml:space="preserve">3.3 AI 활용 지점 및 역할 경계</w:t>
+      </w:r>
+    </w:p>
+    <w:tbl>
+      <w:tblPr>
+        <w:tblW w:type="auto" w:w="0"/>
+        <w:tblLook w:firstColumn="1" w:firstRow="1" w:lastColumn="0" w:lastRow="0" w:noHBand="0" w:noVBand="1" w:val="04A0"/>
+        <w:jc w:val="center"/>
+        <w:tblBorders>
+          <w:top w:val="none"/>
+          <w:left w:val="none"/>
+          <w:bottom w:val="none"/>
+          <w:right w:val="none"/>
+          <w:insideH w:val="none"/>
+          <w:insideV w:val="none"/>
+        </w:tblBorders>
+      </w:tblPr>
+      <w:tblGrid>
+        <w:gridCol w:w="4693"/>
+        <w:gridCol w:w="4693"/>
+      </w:tblGrid>
+      <w:tr>
+        <w:trPr>
+          <w:trHeight w:val="567" w:hRule="atLeast"/>
+        </w:trPr>
+        <w:tc>
+          <w:tcPr>
+            <w:tcW w:type="dxa" w:w="4422"/>
+            <w:shd w:val="clear" w:color="auto" w:fill="7B61FF"/>
+          </w:tcPr>
+          <w:p>
+            <w:pPr>
+              <w:spacing w:before="80" w:after="80"/>
+              <w:jc w:val="center"/>
+            </w:pPr>
+            <w:r/>
+            <w:r>
+              <w:rPr>
+                <w:b/>
+                <w:i w:val="0"/>
+                <w:color w:val="FFFFFF"/>
+                <w:sz w:val="26"/>
+              </w:rPr>
+              <w:t>🤖  AI (Engage)</w:t>
+            </w:r>
+          </w:p>
+        </w:tc>
+        <w:tc>
+          <w:tcPr>
+            <w:tcW w:type="dxa" w:w="4422"/>
+            <w:shd w:val="clear" w:color="auto" w:fill="FF7B54"/>
+          </w:tcPr>
+          <w:p>
+            <w:pPr>
+              <w:spacing w:before="80" w:after="80"/>
+              <w:jc w:val="center"/>
+            </w:pPr>
+            <w:r/>
+            <w:r>
+              <w:rPr>
+                <w:b/>
+                <w:i w:val="0"/>
+                <w:color w:val="FFFFFF"/>
+                <w:sz w:val="26"/>
+              </w:rPr>
+              <w:t>👨‍⚕️  전문 상담사</w:t>
+            </w:r>
+          </w:p>
+        </w:tc>
+      </w:tr>
+      <w:tr>
+        <w:trPr>
+          <w:trHeight w:val="425" w:hRule="atLeast"/>
+        </w:trPr>
+        <w:tc>
+          <w:tcPr>
+            <w:tcW w:type="dxa" w:w="4422"/>
+            <w:shd w:val="clear" w:color="auto" w:fill="EDE9FF"/>
+            <w:tcBorders>
+              <w:top w:val="single" w:sz="4" w:color="7B61FF"/>
+              <w:left w:val="single" w:sz="4" w:color="7B61FF"/>
+              <w:bottom w:val="single" w:sz="4" w:color="7B61FF"/>
+              <w:right w:val="single" w:sz="4" w:color="7B61FF"/>
+            </w:tcBorders>
+            <w:vAlign w:val="center"/>
+          </w:tcPr>
+          <w:p>
+            <w:pPr>
+              <w:spacing w:before="80" w:after="80"/>
+              <w:jc w:val="left"/>
+            </w:pPr>
+            <w:r/>
+            <w:r>
+              <w:rPr>
+                <w:b w:val="0"/>
+                <w:i w:val="0"/>
+                <w:color w:val="3D2FA0"/>
+                <w:sz w:val="20"/>
+              </w:rPr>
+              <w:t>● T점수·백분위 용어 설명</w:t>
+            </w:r>
+          </w:p>
+        </w:tc>
+        <w:tc>
+          <w:tcPr>
+            <w:tcW w:type="dxa" w:w="4422"/>
+            <w:shd w:val="clear" w:color="auto" w:fill="FFF3EE"/>
+            <w:tcBorders>
+              <w:top w:val="single" w:sz="4" w:color="FF7B54"/>
+              <w:left w:val="single" w:sz="4" w:color="FF7B54"/>
+              <w:bottom w:val="single" w:sz="4" w:color="FF7B54"/>
+              <w:right w:val="single" w:sz="4" w:color="FF7B54"/>
+            </w:tcBorders>
+            <w:vAlign w:val="center"/>
+          </w:tcPr>
+          <w:p>
+            <w:pPr>
+              <w:spacing w:before="80" w:after="80"/>
+              <w:jc w:val="left"/>
+            </w:pPr>
+            <w:r/>
+            <w:r>
+              <w:rPr>
+                <w:b w:val="0"/>
+                <w:i w:val="0"/>
+                <w:color w:val="A03A10"/>
+                <w:sz w:val="20"/>
+              </w:rPr>
+              <w:t>● 개인 수치의 임상적 의미 해석</w:t>
+            </w:r>
+          </w:p>
+        </w:tc>
+      </w:tr>
+      <w:tr>
+        <w:trPr>
+          <w:trHeight w:val="425" w:hRule="atLeast"/>
+        </w:trPr>
+        <w:tc>
+          <w:tcPr>
+            <w:tcW w:type="dxa" w:w="4422"/>
+            <w:shd w:val="clear" w:color="auto" w:fill="EDE9FF"/>
+            <w:tcBorders>
+              <w:top w:val="single" w:sz="4" w:color="7B61FF"/>
+              <w:left w:val="single" w:sz="4" w:color="7B61FF"/>
+              <w:bottom w:val="single" w:sz="4" w:color="7B61FF"/>
+              <w:right w:val="single" w:sz="4" w:color="7B61FF"/>
+            </w:tcBorders>
+            <w:vAlign w:val="center"/>
+          </w:tcPr>
+          <w:p>
+            <w:pPr>
+              <w:spacing w:before="80" w:after="80"/>
+              <w:jc w:val="left"/>
+            </w:pPr>
+            <w:r/>
+            <w:r>
+              <w:rPr>
+                <w:b w:val="0"/>
+                <w:i w:val="0"/>
+                <w:color w:val="3D2FA0"/>
+                <w:sz w:val="20"/>
+              </w:rPr>
+              <w:t>● 내재화·외현화 개념 안내</w:t>
+            </w:r>
+          </w:p>
+        </w:tc>
+        <w:tc>
+          <w:tcPr>
+            <w:tcW w:type="dxa" w:w="4422"/>
+            <w:shd w:val="clear" w:color="auto" w:fill="FFF3EE"/>
+            <w:tcBorders>
+              <w:top w:val="single" w:sz="4" w:color="FF7B54"/>
+              <w:left w:val="single" w:sz="4" w:color="FF7B54"/>
+              <w:bottom w:val="single" w:sz="4" w:color="FF7B54"/>
+              <w:right w:val="single" w:sz="4" w:color="FF7B54"/>
+            </w:tcBorders>
+            <w:vAlign w:val="center"/>
+          </w:tcPr>
+          <w:p>
+            <w:pPr>
+              <w:spacing w:before="80" w:after="80"/>
+              <w:jc w:val="left"/>
+            </w:pPr>
+            <w:r/>
+            <w:r>
+              <w:rPr>
+                <w:b w:val="0"/>
+                <w:i w:val="0"/>
+                <w:color w:val="A03A10"/>
+                <w:sz w:val="20"/>
+              </w:rPr>
+              <w:t>● 진단적 판단·예후 언급</w:t>
+            </w:r>
+          </w:p>
+        </w:tc>
+      </w:tr>
+      <w:tr>
+        <w:trPr>
+          <w:trHeight w:val="425" w:hRule="atLeast"/>
+        </w:trPr>
+        <w:tc>
+          <w:tcPr>
+            <w:tcW w:type="dxa" w:w="4422"/>
+            <w:shd w:val="clear" w:color="auto" w:fill="EDE9FF"/>
+            <w:tcBorders>
+              <w:top w:val="single" w:sz="4" w:color="7B61FF"/>
+              <w:left w:val="single" w:sz="4" w:color="7B61FF"/>
+              <w:bottom w:val="single" w:sz="4" w:color="7B61FF"/>
+              <w:right w:val="single" w:sz="4" w:color="7B61FF"/>
+            </w:tcBorders>
+            <w:vAlign w:val="center"/>
+          </w:tcPr>
+          <w:p>
+            <w:pPr>
+              <w:spacing w:before="80" w:after="80"/>
+              <w:jc w:val="left"/>
+            </w:pPr>
+            <w:r/>
+            <w:r>
+              <w:rPr>
+                <w:b w:val="0"/>
+                <w:i w:val="0"/>
+                <w:color w:val="3D2FA0"/>
+                <w:sz w:val="20"/>
+              </w:rPr>
+              <w:t>● 불안·걱정 공감 응답</w:t>
+            </w:r>
+          </w:p>
+        </w:tc>
+        <w:tc>
+          <w:tcPr>
+            <w:tcW w:type="dxa" w:w="4422"/>
+            <w:shd w:val="clear" w:color="auto" w:fill="FFF3EE"/>
+            <w:tcBorders>
+              <w:top w:val="single" w:sz="4" w:color="FF7B54"/>
+              <w:left w:val="single" w:sz="4" w:color="FF7B54"/>
+              <w:bottom w:val="single" w:sz="4" w:color="FF7B54"/>
+              <w:right w:val="single" w:sz="4" w:color="FF7B54"/>
+            </w:tcBorders>
+            <w:vAlign w:val="center"/>
+          </w:tcPr>
+          <w:p>
+            <w:pPr>
+              <w:spacing w:before="80" w:after="80"/>
+              <w:jc w:val="left"/>
+            </w:pPr>
+            <w:r/>
+            <w:r>
+              <w:rPr>
+                <w:b w:val="0"/>
+                <w:i w:val="0"/>
+                <w:color w:val="A03A10"/>
+                <w:sz w:val="20"/>
+              </w:rPr>
+              <w:t>● 전문 기관 연계 결정</w:t>
+            </w:r>
+          </w:p>
+        </w:tc>
+      </w:tr>
+      <w:tr>
+        <w:trPr>
+          <w:trHeight w:val="425" w:hRule="atLeast"/>
+        </w:trPr>
+        <w:tc>
+          <w:tcPr>
+            <w:tcW w:type="dxa" w:w="4422"/>
+            <w:shd w:val="clear" w:color="auto" w:fill="EDE9FF"/>
+            <w:tcBorders>
+              <w:top w:val="single" w:sz="4" w:color="7B61FF"/>
+              <w:left w:val="single" w:sz="4" w:color="7B61FF"/>
+              <w:bottom w:val="single" w:sz="4" w:color="7B61FF"/>
+              <w:right w:val="single" w:sz="4" w:color="7B61FF"/>
+            </w:tcBorders>
+            <w:vAlign w:val="center"/>
+          </w:tcPr>
+          <w:p>
+            <w:pPr>
+              <w:spacing w:before="80" w:after="80"/>
+              <w:jc w:val="left"/>
+            </w:pPr>
+            <w:r/>
+            <w:r>
+              <w:rPr>
+                <w:b w:val="0"/>
+                <w:i w:val="0"/>
+                <w:color w:val="3D2FA0"/>
+                <w:sz w:val="20"/>
+              </w:rPr>
+              <w:t>● 상담 흐름·소요시간 안내</w:t>
+            </w:r>
+          </w:p>
+        </w:tc>
+        <w:tc>
+          <w:tcPr>
+            <w:tcW w:type="dxa" w:w="4422"/>
+            <w:shd w:val="clear" w:color="auto" w:fill="FFF3EE"/>
+            <w:tcBorders>
+              <w:top w:val="single" w:sz="4" w:color="FF7B54"/>
+              <w:left w:val="single" w:sz="4" w:color="FF7B54"/>
+              <w:bottom w:val="single" w:sz="4" w:color="FF7B54"/>
+              <w:right w:val="single" w:sz="4" w:color="FF7B54"/>
+            </w:tcBorders>
+            <w:vAlign w:val="center"/>
+          </w:tcPr>
+          <w:p>
+            <w:pPr>
+              <w:spacing w:before="80" w:after="80"/>
+              <w:jc w:val="left"/>
+            </w:pPr>
+            <w:r/>
+            <w:r>
+              <w:rPr>
+                <w:b w:val="0"/>
+                <w:i w:val="0"/>
+                <w:color w:val="A03A10"/>
+                <w:sz w:val="20"/>
+              </w:rPr>
+              <w:t>● 검사 결과 심층 해석</w:t>
+            </w:r>
+          </w:p>
+        </w:tc>
+      </w:tr>
+      <w:tr>
+        <w:trPr>
+          <w:trHeight w:val="425" w:hRule="atLeast"/>
+        </w:trPr>
+        <w:tc>
+          <w:tcPr>
+            <w:tcW w:type="dxa" w:w="4422"/>
+            <w:shd w:val="clear" w:color="auto" w:fill="EDE9FF"/>
+            <w:tcBorders>
+              <w:top w:val="single" w:sz="4" w:color="7B61FF"/>
+              <w:left w:val="single" w:sz="4" w:color="7B61FF"/>
+              <w:bottom w:val="single" w:sz="4" w:color="7B61FF"/>
+              <w:right w:val="single" w:sz="4" w:color="7B61FF"/>
+            </w:tcBorders>
+            <w:vAlign w:val="center"/>
+          </w:tcPr>
+          <w:p>
+            <w:pPr>
+              <w:spacing w:before="80" w:after="80"/>
+              <w:jc w:val="left"/>
+            </w:pPr>
+            <w:r/>
+            <w:r>
+              <w:rPr>
+                <w:b w:val="0"/>
+                <w:i w:val="0"/>
+                <w:color w:val="3D2FA0"/>
+                <w:sz w:val="20"/>
+              </w:rPr>
+              <w:t>● 빠른 질문 5개 제공</w:t>
+            </w:r>
+          </w:p>
+        </w:tc>
+        <w:tc>
+          <w:tcPr>
+            <w:tcW w:type="dxa" w:w="4422"/>
+            <w:shd w:val="clear" w:color="auto" w:fill="FFF3EE"/>
+            <w:tcBorders>
+              <w:top w:val="single" w:sz="4" w:color="FF7B54"/>
+              <w:left w:val="single" w:sz="4" w:color="FF7B54"/>
+              <w:bottom w:val="single" w:sz="4" w:color="FF7B54"/>
+              <w:right w:val="single" w:sz="4" w:color="FF7B54"/>
+            </w:tcBorders>
+            <w:vAlign w:val="center"/>
+          </w:tcPr>
+          <w:p>
+            <w:pPr>
+              <w:spacing w:before="80" w:after="80"/>
+              <w:jc w:val="left"/>
+            </w:pPr>
+            <w:r/>
+            <w:r>
+              <w:rPr>
+                <w:b w:val="0"/>
+                <w:i w:val="0"/>
+                <w:color w:val="A03A10"/>
+                <w:sz w:val="20"/>
+              </w:rPr>
+              <w:t>● 치료·중재 방향 제안</w:t>
+            </w:r>
+          </w:p>
+        </w:tc>
+      </w:tr>
+      <w:tr>
+        <w:trPr>
+          <w:trHeight w:val="396" w:hRule="atLeast"/>
+        </w:trPr>
+        <w:tc>
+          <w:tcPr>
+            <w:tcW w:type="dxa" w:w="8844"/>
+            <w:gridSpan w:val="2"/>
+            <w:shd w:val="clear" w:color="auto" w:fill="F5F5F5"/>
+          </w:tcPr>
+          <w:p>
+            <w:pPr>
+              <w:spacing w:before="80" w:after="80"/>
+              <w:jc w:val="center"/>
+            </w:pPr>
+            <w:r/>
+            <w:r>
+              <w:rPr>
+                <w:b w:val="0"/>
+                <w:i/>
+                <w:color w:val="666666"/>
+                <w:sz w:val="17"/>
+              </w:rPr>
+              <w:t>※ AI는 정보 제공·공감에 한정. 임상 해석·진단 판단은 전문 상담사 전담.</w:t>
+            </w:r>
+          </w:p>
+        </w:tc>
+      </w:tr>
+    </w:tbl>
+    <w:p>
+      <w:pPr>
+        <w:spacing w:before="80" w:after="240"/>
+        <w:jc w:val="center"/>
+      </w:pPr>
+      <w:r>
+        <w:rPr>
+          <w:i/>
+          <w:color w:val="666666"/>
+          <w:sz w:val="18"/>
+        </w:rPr>
+        <w:t>▲ 그림 2. AI vs 전문 상담사 역할 경계</w:t>
       </w:r>
     </w:p>
     <w:p>
@@ -8428,6 +8906,576 @@
         <w:t xml:space="preserve">6.4 단계별 전환 로드맵</w:t>
       </w:r>
     </w:p>
+    <w:tbl>
+      <w:tblPr>
+        <w:tblW w:type="auto" w:w="0"/>
+        <w:tblLook w:firstColumn="1" w:firstRow="1" w:lastColumn="0" w:lastRow="0" w:noHBand="0" w:noVBand="1" w:val="04A0"/>
+        <w:jc w:val="center"/>
+        <w:tblBorders>
+          <w:top w:val="none"/>
+          <w:left w:val="none"/>
+          <w:bottom w:val="none"/>
+          <w:right w:val="none"/>
+          <w:insideH w:val="none"/>
+          <w:insideV w:val="none"/>
+        </w:tblBorders>
+      </w:tblPr>
+      <w:tblGrid>
+        <w:gridCol w:w="3129"/>
+        <w:gridCol w:w="3129"/>
+        <w:gridCol w:w="3129"/>
+      </w:tblGrid>
+      <w:tr>
+        <w:trPr>
+          <w:trHeight w:val="567" w:hRule="atLeast"/>
+        </w:trPr>
+        <w:tc>
+          <w:tcPr>
+            <w:tcW w:type="dxa" w:w="2948"/>
+            <w:shd w:val="clear" w:color="auto" w:fill="7B61FF"/>
+            <w:tcBorders>
+              <w:top w:val="single" w:sz="4" w:color="7B61FF"/>
+              <w:left w:val="single" w:sz="4" w:color="7B61FF"/>
+              <w:bottom w:val="single" w:sz="4" w:color="7B61FF"/>
+              <w:right w:val="single" w:sz="4" w:color="7B61FF"/>
+            </w:tcBorders>
+            <w:vAlign w:val="center"/>
+          </w:tcPr>
+          <w:p>
+            <w:pPr>
+              <w:spacing w:before="80" w:after="80"/>
+              <w:jc w:val="center"/>
+            </w:pPr>
+            <w:r/>
+            <w:r>
+              <w:rPr>
+                <w:b/>
+                <w:i w:val="0"/>
+                <w:color w:val="FFFFFF"/>
+                <w:sz w:val="24"/>
+              </w:rPr>
+              <w:t>① POC (현재)</w:t>
+            </w:r>
+          </w:p>
+        </w:tc>
+        <w:tc>
+          <w:tcPr>
+            <w:tcW w:type="dxa" w:w="2948"/>
+            <w:shd w:val="clear" w:color="auto" w:fill="FF7B54"/>
+            <w:tcBorders>
+              <w:top w:val="single" w:sz="4" w:color="FF7B54"/>
+              <w:left w:val="single" w:sz="4" w:color="FF7B54"/>
+              <w:bottom w:val="single" w:sz="4" w:color="FF7B54"/>
+              <w:right w:val="single" w:sz="4" w:color="FF7B54"/>
+            </w:tcBorders>
+            <w:vAlign w:val="center"/>
+          </w:tcPr>
+          <w:p>
+            <w:pPr>
+              <w:spacing w:before="80" w:after="80"/>
+              <w:jc w:val="center"/>
+            </w:pPr>
+            <w:r/>
+            <w:r>
+              <w:rPr>
+                <w:b/>
+                <w:i w:val="0"/>
+                <w:color w:val="FFFFFF"/>
+                <w:sz w:val="24"/>
+              </w:rPr>
+              <w:t>② 베타 (2차 개발)</w:t>
+            </w:r>
+          </w:p>
+        </w:tc>
+        <w:tc>
+          <w:tcPr>
+            <w:tcW w:type="dxa" w:w="2948"/>
+            <w:shd w:val="clear" w:color="auto" w:fill="34C759"/>
+            <w:tcBorders>
+              <w:top w:val="single" w:sz="4" w:color="34C759"/>
+              <w:left w:val="single" w:sz="4" w:color="34C759"/>
+              <w:bottom w:val="single" w:sz="4" w:color="34C759"/>
+              <w:right w:val="single" w:sz="4" w:color="34C759"/>
+            </w:tcBorders>
+            <w:vAlign w:val="center"/>
+          </w:tcPr>
+          <w:p>
+            <w:pPr>
+              <w:spacing w:before="80" w:after="80"/>
+              <w:jc w:val="center"/>
+            </w:pPr>
+            <w:r/>
+            <w:r>
+              <w:rPr>
+                <w:b/>
+                <w:i w:val="0"/>
+                <w:color w:val="FFFFFF"/>
+                <w:sz w:val="24"/>
+              </w:rPr>
+              <w:t>③ 정식 서비스</w:t>
+            </w:r>
+          </w:p>
+        </w:tc>
+      </w:tr>
+      <w:tr>
+        <w:trPr>
+          <w:trHeight w:val="226" w:hRule="atLeast"/>
+        </w:trPr>
+        <w:tc>
+          <w:tcPr>
+            <w:tcW w:type="dxa" w:w="2948"/>
+            <w:shd w:val="clear" w:color="auto" w:fill="FFFFFF"/>
+          </w:tcPr>
+          <w:p>
+            <w:pPr>
+              <w:spacing w:before="80" w:after="80"/>
+              <w:jc w:val="center"/>
+            </w:pPr>
+            <w:r/>
+            <w:r>
+              <w:rPr>
+                <w:b w:val="0"/>
+                <w:i w:val="0"/>
+                <w:color w:val="CCCCCC"/>
+                <w:sz w:val="20"/>
+              </w:rPr>
+              <w:t>▼</w:t>
+            </w:r>
+          </w:p>
+        </w:tc>
+        <w:tc>
+          <w:tcPr>
+            <w:tcW w:type="dxa" w:w="2948"/>
+            <w:shd w:val="clear" w:color="auto" w:fill="FFFFFF"/>
+          </w:tcPr>
+          <w:p>
+            <w:pPr>
+              <w:spacing w:before="80" w:after="80"/>
+              <w:jc w:val="center"/>
+            </w:pPr>
+            <w:r/>
+            <w:r>
+              <w:rPr>
+                <w:b w:val="0"/>
+                <w:i w:val="0"/>
+                <w:color w:val="CCCCCC"/>
+                <w:sz w:val="20"/>
+              </w:rPr>
+              <w:t>▼</w:t>
+            </w:r>
+          </w:p>
+        </w:tc>
+        <w:tc>
+          <w:tcPr>
+            <w:tcW w:type="dxa" w:w="2948"/>
+            <w:shd w:val="clear" w:color="auto" w:fill="FFFFFF"/>
+          </w:tcPr>
+          <w:p>
+            <w:pPr>
+              <w:spacing w:before="80" w:after="80"/>
+              <w:jc w:val="center"/>
+            </w:pPr>
+            <w:r/>
+            <w:r>
+              <w:rPr>
+                <w:b w:val="0"/>
+                <w:i w:val="0"/>
+                <w:color w:val="CCCCCC"/>
+                <w:sz w:val="20"/>
+              </w:rPr>
+              <w:t>▼</w:t>
+            </w:r>
+          </w:p>
+        </w:tc>
+      </w:tr>
+      <w:tr>
+        <w:trPr>
+          <w:trHeight w:val="1134" w:hRule="atLeast"/>
+        </w:trPr>
+        <w:tc>
+          <w:tcPr>
+            <w:tcW w:type="dxa" w:w="2948"/>
+            <w:shd w:val="clear" w:color="auto" w:fill="EDE9FF"/>
+            <w:tcBorders>
+              <w:top w:val="single" w:sz="6" w:color="7B61FF"/>
+              <w:left w:val="single" w:sz="6" w:color="7B61FF"/>
+              <w:bottom w:val="single" w:sz="6" w:color="7B61FF"/>
+              <w:right w:val="single" w:sz="6" w:color="7B61FF"/>
+            </w:tcBorders>
+            <w:vAlign w:val="center"/>
+          </w:tcPr>
+          <w:p>
+            <w:pPr>
+              <w:spacing w:before="80" w:after="80"/>
+              <w:jc w:val="center"/>
+            </w:pPr>
+            <w:r/>
+            <w:r>
+              <w:rPr>
+                <w:b/>
+                <w:i w:val="0"/>
+                <w:color w:val="7B61FF"/>
+                <w:sz w:val="18"/>
+              </w:rPr>
+              <w:t>AI 인프라</w:t>
+            </w:r>
+          </w:p>
+          <w:p>
+            <w:pPr>
+              <w:spacing w:before="40" w:after="40"/>
+              <w:jc w:val="center"/>
+            </w:pPr>
+            <w:r>
+              <w:rPr>
+                <w:b w:val="0"/>
+                <w:i w:val="0"/>
+                <w:color w:val="333333"/>
+                <w:sz w:val="20"/>
+              </w:rPr>
+              <w:t>Ollama 로컬 CPU</w:t>
+              <w:br/>
+              <w:t>EXAONE 2.4B</w:t>
+              <w:br/>
+              <w:t>비용: $0</w:t>
+              <w:br/>
+              <w:t>단일 사용자</w:t>
+            </w:r>
+          </w:p>
+        </w:tc>
+        <w:tc>
+          <w:tcPr>
+            <w:tcW w:type="dxa" w:w="2948"/>
+            <w:shd w:val="clear" w:color="auto" w:fill="FFF3EE"/>
+            <w:tcBorders>
+              <w:top w:val="single" w:sz="6" w:color="FF7B54"/>
+              <w:left w:val="single" w:sz="6" w:color="FF7B54"/>
+              <w:bottom w:val="single" w:sz="6" w:color="FF7B54"/>
+              <w:right w:val="single" w:sz="6" w:color="FF7B54"/>
+            </w:tcBorders>
+            <w:vAlign w:val="center"/>
+          </w:tcPr>
+          <w:p>
+            <w:pPr>
+              <w:spacing w:before="80" w:after="80"/>
+              <w:jc w:val="center"/>
+            </w:pPr>
+            <w:r/>
+            <w:r>
+              <w:rPr>
+                <w:b/>
+                <w:i w:val="0"/>
+                <w:color w:val="FF7B54"/>
+                <w:sz w:val="18"/>
+              </w:rPr>
+              <w:t>AI 인프라</w:t>
+            </w:r>
+          </w:p>
+          <w:p>
+            <w:pPr>
+              <w:spacing w:before="40" w:after="40"/>
+              <w:jc w:val="center"/>
+            </w:pPr>
+            <w:r>
+              <w:rPr>
+                <w:b w:val="0"/>
+                <w:i w:val="0"/>
+                <w:color w:val="333333"/>
+                <w:sz w:val="20"/>
+              </w:rPr>
+              <w:t>로컬 GPU 서버</w:t>
+              <w:br/>
+              <w:t>EXAONE 7B</w:t>
+              <w:br/>
+              <w:t>응답 0.5~1초</w:t>
+              <w:br/>
+              <w:t>동시 접속 10명+</w:t>
+            </w:r>
+          </w:p>
+        </w:tc>
+        <w:tc>
+          <w:tcPr>
+            <w:tcW w:type="dxa" w:w="2948"/>
+            <w:shd w:val="clear" w:color="auto" w:fill="E6F9ED"/>
+            <w:tcBorders>
+              <w:top w:val="single" w:sz="6" w:color="34C759"/>
+              <w:left w:val="single" w:sz="6" w:color="34C759"/>
+              <w:bottom w:val="single" w:sz="6" w:color="34C759"/>
+              <w:right w:val="single" w:sz="6" w:color="34C759"/>
+            </w:tcBorders>
+            <w:vAlign w:val="center"/>
+          </w:tcPr>
+          <w:p>
+            <w:pPr>
+              <w:spacing w:before="80" w:after="80"/>
+              <w:jc w:val="center"/>
+            </w:pPr>
+            <w:r/>
+            <w:r>
+              <w:rPr>
+                <w:b/>
+                <w:i w:val="0"/>
+                <w:color w:val="34C759"/>
+                <w:sz w:val="18"/>
+              </w:rPr>
+              <w:t>AI 인프라</w:t>
+            </w:r>
+          </w:p>
+          <w:p>
+            <w:pPr>
+              <w:spacing w:before="40" w:after="40"/>
+              <w:jc w:val="center"/>
+            </w:pPr>
+            <w:r>
+              <w:rPr>
+                <w:b w:val="0"/>
+                <w:i w:val="0"/>
+                <w:color w:val="333333"/>
+                <w:sz w:val="20"/>
+              </w:rPr>
+              <w:t>클라우드 LLM API</w:t>
+              <w:br/>
+              <w:t>또는 자체 GPU 서버</w:t>
+              <w:br/>
+              <w:t>자동 확장</w:t>
+              <w:br/>
+              <w:t>MAU 1,000명+</w:t>
+            </w:r>
+          </w:p>
+        </w:tc>
+      </w:tr>
+      <w:tr>
+        <w:trPr>
+          <w:trHeight w:val="226" w:hRule="atLeast"/>
+        </w:trPr>
+        <w:tc>
+          <w:tcPr>
+            <w:tcW w:type="dxa" w:w="2948"/>
+            <w:shd w:val="clear" w:color="auto" w:fill="FFFFFF"/>
+          </w:tcPr>
+          <w:p>
+            <w:pPr>
+              <w:spacing w:before="80" w:after="80"/>
+              <w:jc w:val="center"/>
+            </w:pPr>
+            <w:r/>
+            <w:r>
+              <w:rPr>
+                <w:b w:val="0"/>
+                <w:i w:val="0"/>
+                <w:color w:val="CCCCCC"/>
+                <w:sz w:val="20"/>
+              </w:rPr>
+              <w:t>▼</w:t>
+            </w:r>
+          </w:p>
+        </w:tc>
+        <w:tc>
+          <w:tcPr>
+            <w:tcW w:type="dxa" w:w="2948"/>
+            <w:shd w:val="clear" w:color="auto" w:fill="FFFFFF"/>
+          </w:tcPr>
+          <w:p>
+            <w:pPr>
+              <w:spacing w:before="80" w:after="80"/>
+              <w:jc w:val="center"/>
+            </w:pPr>
+            <w:r/>
+            <w:r>
+              <w:rPr>
+                <w:b w:val="0"/>
+                <w:i w:val="0"/>
+                <w:color w:val="CCCCCC"/>
+                <w:sz w:val="20"/>
+              </w:rPr>
+              <w:t>▼</w:t>
+            </w:r>
+          </w:p>
+        </w:tc>
+        <w:tc>
+          <w:tcPr>
+            <w:tcW w:type="dxa" w:w="2948"/>
+            <w:shd w:val="clear" w:color="auto" w:fill="FFFFFF"/>
+          </w:tcPr>
+          <w:p>
+            <w:pPr>
+              <w:spacing w:before="80" w:after="80"/>
+              <w:jc w:val="center"/>
+            </w:pPr>
+            <w:r/>
+            <w:r>
+              <w:rPr>
+                <w:b w:val="0"/>
+                <w:i w:val="0"/>
+                <w:color w:val="CCCCCC"/>
+                <w:sz w:val="20"/>
+              </w:rPr>
+              <w:t>▼</w:t>
+            </w:r>
+          </w:p>
+        </w:tc>
+      </w:tr>
+      <w:tr>
+        <w:trPr>
+          <w:trHeight w:val="907" w:hRule="atLeast"/>
+        </w:trPr>
+        <w:tc>
+          <w:tcPr>
+            <w:tcW w:type="dxa" w:w="2948"/>
+            <w:shd w:val="clear" w:color="auto" w:fill="F0EEFF"/>
+            <w:tcBorders>
+              <w:top w:val="single" w:sz="4" w:color="7B61FF"/>
+              <w:left w:val="single" w:sz="4" w:color="7B61FF"/>
+              <w:bottom w:val="single" w:sz="4" w:color="7B61FF"/>
+              <w:right w:val="single" w:sz="4" w:color="7B61FF"/>
+            </w:tcBorders>
+            <w:vAlign w:val="center"/>
+          </w:tcPr>
+          <w:p>
+            <w:pPr>
+              <w:spacing w:before="80" w:after="80"/>
+              <w:jc w:val="center"/>
+            </w:pPr>
+            <w:r/>
+            <w:r>
+              <w:rPr>
+                <w:b/>
+                <w:i w:val="0"/>
+                <w:color w:val="7B61FF"/>
+                <w:sz w:val="18"/>
+              </w:rPr>
+              <w:t>전환 조건</w:t>
+            </w:r>
+          </w:p>
+          <w:p>
+            <w:pPr>
+              <w:spacing w:before="40" w:after="40"/>
+              <w:jc w:val="center"/>
+            </w:pPr>
+            <w:r>
+              <w:rPr>
+                <w:b w:val="0"/>
+                <w:i w:val="0"/>
+                <w:color w:val="444444"/>
+                <w:sz w:val="19"/>
+              </w:rPr>
+              <w:t>현재 단계</w:t>
+              <w:br/>
+              <w:t>(POC 완료)</w:t>
+            </w:r>
+          </w:p>
+        </w:tc>
+        <w:tc>
+          <w:tcPr>
+            <w:tcW w:type="dxa" w:w="2948"/>
+            <w:shd w:val="clear" w:color="auto" w:fill="FFF8F5"/>
+            <w:tcBorders>
+              <w:top w:val="single" w:sz="4" w:color="FF7B54"/>
+              <w:left w:val="single" w:sz="4" w:color="FF7B54"/>
+              <w:bottom w:val="single" w:sz="4" w:color="FF7B54"/>
+              <w:right w:val="single" w:sz="4" w:color="FF7B54"/>
+            </w:tcBorders>
+            <w:vAlign w:val="center"/>
+          </w:tcPr>
+          <w:p>
+            <w:pPr>
+              <w:spacing w:before="80" w:after="80"/>
+              <w:jc w:val="center"/>
+            </w:pPr>
+            <w:r/>
+            <w:r>
+              <w:rPr>
+                <w:b/>
+                <w:i w:val="0"/>
+                <w:color w:val="FF7B54"/>
+                <w:sz w:val="18"/>
+              </w:rPr>
+              <w:t>전환 조건</w:t>
+            </w:r>
+          </w:p>
+          <w:p>
+            <w:pPr>
+              <w:spacing w:before="40" w:after="40"/>
+              <w:jc w:val="center"/>
+            </w:pPr>
+            <w:r>
+              <w:rPr>
+                <w:b w:val="0"/>
+                <w:i w:val="0"/>
+                <w:color w:val="444444"/>
+                <w:sz w:val="19"/>
+              </w:rPr>
+              <w:t>전환 조건:</w:t>
+              <w:br/>
+              <w:t>GPU 환경 확보</w:t>
+              <w:br/>
+              <w:t>동시 접속 10명 이상</w:t>
+            </w:r>
+          </w:p>
+        </w:tc>
+        <w:tc>
+          <w:tcPr>
+            <w:tcW w:type="dxa" w:w="2948"/>
+            <w:shd w:val="clear" w:color="auto" w:fill="F0FFF4"/>
+            <w:tcBorders>
+              <w:top w:val="single" w:sz="4" w:color="34C759"/>
+              <w:left w:val="single" w:sz="4" w:color="34C759"/>
+              <w:bottom w:val="single" w:sz="4" w:color="34C759"/>
+              <w:right w:val="single" w:sz="4" w:color="34C759"/>
+            </w:tcBorders>
+            <w:vAlign w:val="center"/>
+          </w:tcPr>
+          <w:p>
+            <w:pPr>
+              <w:spacing w:before="80" w:after="80"/>
+              <w:jc w:val="center"/>
+            </w:pPr>
+            <w:r/>
+            <w:r>
+              <w:rPr>
+                <w:b/>
+                <w:i w:val="0"/>
+                <w:color w:val="34C759"/>
+                <w:sz w:val="18"/>
+              </w:rPr>
+              <w:t>전환 조건</w:t>
+            </w:r>
+          </w:p>
+          <w:p>
+            <w:pPr>
+              <w:spacing w:before="40" w:after="40"/>
+              <w:jc w:val="center"/>
+            </w:pPr>
+            <w:r>
+              <w:rPr>
+                <w:b w:val="0"/>
+                <w:i w:val="0"/>
+                <w:color w:val="444444"/>
+                <w:sz w:val="19"/>
+              </w:rPr>
+              <w:t>전환 조건:</w:t>
+              <w:br/>
+              <w:t>MAU 1,000명 초과</w:t>
+              <w:br/>
+              <w:t>개인정보 정책 수립</w:t>
+            </w:r>
+          </w:p>
+        </w:tc>
+      </w:tr>
+    </w:tbl>
+    <w:p>
+      <w:pPr>
+        <w:spacing w:before="80" w:after="240"/>
+        <w:jc w:val="center"/>
+      </w:pPr>
+      <w:r>
+        <w:rPr>
+          <w:i/>
+          <w:color w:val="666666"/>
+          <w:sz w:val="18"/>
+        </w:rPr>
+        <w:t>▲ 그림 3. 단계별 AI 인프라 전환 로드맵</w:t>
+      </w:r>
+    </w:p>
     <w:p>
       <w:pPr>
         <w:spacing w:after="60" w:before="60"/>
@@ -9772,6 +10820,355 @@
         <w:t xml:space="preserve">8.2 2차 개발 핵심 항목</w:t>
       </w:r>
     </w:p>
+    <w:tbl>
+      <w:tblPr>
+        <w:tblW w:type="auto" w:w="0"/>
+        <w:tblLook w:firstColumn="1" w:firstRow="1" w:lastColumn="0" w:lastRow="0" w:noHBand="0" w:noVBand="1" w:val="04A0"/>
+        <w:jc w:val="center"/>
+        <w:tblBorders>
+          <w:top w:val="none"/>
+          <w:left w:val="none"/>
+          <w:bottom w:val="none"/>
+          <w:right w:val="none"/>
+          <w:insideH w:val="none"/>
+          <w:insideV w:val="none"/>
+        </w:tblBorders>
+      </w:tblPr>
+      <w:tblGrid>
+        <w:gridCol w:w="4693"/>
+        <w:gridCol w:w="4693"/>
+      </w:tblGrid>
+      <w:tr>
+        <w:trPr>
+          <w:trHeight w:val="510" w:hRule="atLeast"/>
+        </w:trPr>
+        <w:tc>
+          <w:tcPr>
+            <w:tcW w:type="dxa" w:w="4422"/>
+            <w:shd w:val="clear" w:color="auto" w:fill="FF6B6B"/>
+          </w:tcPr>
+          <w:p>
+            <w:pPr>
+              <w:spacing w:before="80" w:after="80"/>
+              <w:jc w:val="center"/>
+            </w:pPr>
+            <w:r/>
+            <w:r>
+              <w:rPr>
+                <w:b/>
+                <w:i w:val="0"/>
+                <w:color w:val="FFFFFF"/>
+                <w:sz w:val="24"/>
+              </w:rPr>
+              <w:t>BEFORE  —  현재 (일반 응답)</w:t>
+            </w:r>
+          </w:p>
+        </w:tc>
+        <w:tc>
+          <w:tcPr>
+            <w:tcW w:type="dxa" w:w="4422"/>
+            <w:shd w:val="clear" w:color="auto" w:fill="34C759"/>
+          </w:tcPr>
+          <w:p>
+            <w:pPr>
+              <w:spacing w:before="80" w:after="80"/>
+              <w:jc w:val="center"/>
+            </w:pPr>
+            <w:r/>
+            <w:r>
+              <w:rPr>
+                <w:b/>
+                <w:i w:val="0"/>
+                <w:color w:val="FFFFFF"/>
+                <w:sz w:val="24"/>
+              </w:rPr>
+              <w:t>AFTER  —  개인화 응답</w:t>
+            </w:r>
+          </w:p>
+        </w:tc>
+      </w:tr>
+      <w:tr>
+        <w:trPr>
+          <w:trHeight w:val="453" w:hRule="atLeast"/>
+        </w:trPr>
+        <w:tc>
+          <w:tcPr>
+            <w:tcW w:type="dxa" w:w="4422"/>
+            <w:shd w:val="clear" w:color="auto" w:fill="F8F8F8"/>
+            <w:tcBorders>
+              <w:top w:val="single" w:sz="4" w:color="DDDDDD"/>
+              <w:left w:val="single" w:sz="4" w:color="DDDDDD"/>
+              <w:bottom w:val="single" w:sz="4" w:color="DDDDDD"/>
+              <w:right w:val="single" w:sz="4" w:color="DDDDDD"/>
+            </w:tcBorders>
+            <w:vAlign w:val="center"/>
+          </w:tcPr>
+          <w:p>
+            <w:pPr>
+              <w:spacing w:before="80" w:after="80"/>
+              <w:jc w:val="center"/>
+            </w:pPr>
+            <w:r/>
+            <w:r>
+              <w:rPr>
+                <w:b w:val="0"/>
+                <w:i w:val="0"/>
+                <w:color w:val="444444"/>
+                <w:sz w:val="20"/>
+              </w:rPr>
+              <w:t>보호자 질문:</w:t>
+              <w:br/>
+              <w:t>"내재화 점수가 61T인데 괜찮은가요?"</w:t>
+            </w:r>
+          </w:p>
+        </w:tc>
+        <w:tc>
+          <w:tcPr>
+            <w:tcW w:type="dxa" w:w="4422"/>
+            <w:shd w:val="clear" w:color="auto" w:fill="F8F8F8"/>
+            <w:tcBorders>
+              <w:top w:val="single" w:sz="4" w:color="DDDDDD"/>
+              <w:left w:val="single" w:sz="4" w:color="DDDDDD"/>
+              <w:bottom w:val="single" w:sz="4" w:color="DDDDDD"/>
+              <w:right w:val="single" w:sz="4" w:color="DDDDDD"/>
+            </w:tcBorders>
+            <w:vAlign w:val="center"/>
+          </w:tcPr>
+          <w:p>
+            <w:pPr>
+              <w:spacing w:before="80" w:after="80"/>
+              <w:jc w:val="center"/>
+            </w:pPr>
+            <w:r/>
+            <w:r>
+              <w:rPr>
+                <w:b w:val="0"/>
+                <w:i w:val="0"/>
+                <w:color w:val="444444"/>
+                <w:sz w:val="20"/>
+              </w:rPr>
+              <w:t>보호자 질문:</w:t>
+              <w:br/>
+              <w:t>"내재화 점수가 61T인데 괜찮은가요?"</w:t>
+            </w:r>
+          </w:p>
+        </w:tc>
+      </w:tr>
+      <w:tr>
+        <w:trPr>
+          <w:trHeight w:val="1134" w:hRule="atLeast"/>
+        </w:trPr>
+        <w:tc>
+          <w:tcPr>
+            <w:tcW w:type="dxa" w:w="4422"/>
+            <w:shd w:val="clear" w:color="auto" w:fill="FFF5F5"/>
+            <w:tcBorders>
+              <w:top w:val="single" w:sz="6" w:color="FF6B6B"/>
+              <w:left w:val="single" w:sz="6" w:color="FF6B6B"/>
+              <w:bottom w:val="single" w:sz="6" w:color="FF6B6B"/>
+              <w:right w:val="single" w:sz="6" w:color="FF6B6B"/>
+            </w:tcBorders>
+            <w:vAlign w:val="center"/>
+          </w:tcPr>
+          <w:p>
+            <w:pPr>
+              <w:spacing w:before="80" w:after="80"/>
+              <w:jc w:val="center"/>
+            </w:pPr>
+            <w:r/>
+            <w:r>
+              <w:rPr>
+                <w:b/>
+                <w:i w:val="0"/>
+                <w:color w:val="CC3333"/>
+                <w:sz w:val="20"/>
+              </w:rPr>
+              <w:t>AI 응답 (일반)</w:t>
+            </w:r>
+          </w:p>
+          <w:p>
+            <w:pPr>
+              <w:spacing w:before="40" w:after="40"/>
+              <w:jc w:val="center"/>
+            </w:pPr>
+            <w:r>
+              <w:rPr>
+                <w:b w:val="0"/>
+                <w:i w:val="0"/>
+                <w:color w:val="333333"/>
+                <w:sz w:val="20"/>
+              </w:rPr>
+              <w:t>"T점수는 또래 평균을 50으로 환산한</w:t>
+              <w:br/>
+              <w:t>점수입니다. 61T는 약 86번째 백분위로</w:t>
+              <w:br/>
+              <w:t>준임상 범위에 해당합니다."</w:t>
+            </w:r>
+          </w:p>
+        </w:tc>
+        <w:tc>
+          <w:tcPr>
+            <w:tcW w:type="dxa" w:w="4422"/>
+            <w:shd w:val="clear" w:color="auto" w:fill="F0FFF4"/>
+            <w:tcBorders>
+              <w:top w:val="single" w:sz="6" w:color="34C759"/>
+              <w:left w:val="single" w:sz="6" w:color="34C759"/>
+              <w:bottom w:val="single" w:sz="6" w:color="34C759"/>
+              <w:right w:val="single" w:sz="6" w:color="34C759"/>
+            </w:tcBorders>
+            <w:vAlign w:val="center"/>
+          </w:tcPr>
+          <w:p>
+            <w:pPr>
+              <w:spacing w:before="80" w:after="80"/>
+              <w:jc w:val="center"/>
+            </w:pPr>
+            <w:r/>
+            <w:r>
+              <w:rPr>
+                <w:b/>
+                <w:i w:val="0"/>
+                <w:color w:val="1A8C3A"/>
+                <w:sz w:val="20"/>
+              </w:rPr>
+              <w:t>AI 응답 (개인화)</w:t>
+            </w:r>
+          </w:p>
+          <w:p>
+            <w:pPr>
+              <w:spacing w:before="40" w:after="40"/>
+              <w:jc w:val="center"/>
+            </w:pPr>
+            <w:r>
+              <w:rPr>
+                <w:b w:val="0"/>
+                <w:i w:val="0"/>
+                <w:color w:val="333333"/>
+                <w:sz w:val="20"/>
+              </w:rPr>
+              <w:t>"아이의 내재화 점수(61T)는 준임상</w:t>
+              <w:br/>
+              <w:t>범위예요. 특히 위축 척도가 65T로</w:t>
+              <w:br/>
+              <w:t>나왔는데, 이 부분을 상담사와</w:t>
+              <w:br/>
+              <w:t>함께 살펴보시면 좋을 것 같아요."</w:t>
+            </w:r>
+          </w:p>
+        </w:tc>
+      </w:tr>
+      <w:tr>
+        <w:trPr>
+          <w:trHeight w:val="396" w:hRule="atLeast"/>
+        </w:trPr>
+        <w:tc>
+          <w:tcPr>
+            <w:tcW w:type="dxa" w:w="4422"/>
+            <w:shd w:val="clear" w:color="auto" w:fill="FFE5E5"/>
+            <w:tcBorders>
+              <w:top w:val="single" w:sz="4" w:color="FF6B6B"/>
+              <w:left w:val="single" w:sz="4" w:color="FF6B6B"/>
+              <w:bottom w:val="single" w:sz="4" w:color="FF6B6B"/>
+              <w:right w:val="single" w:sz="4" w:color="FF6B6B"/>
+            </w:tcBorders>
+            <w:vAlign w:val="center"/>
+          </w:tcPr>
+          <w:p>
+            <w:pPr>
+              <w:spacing w:before="80" w:after="80"/>
+              <w:jc w:val="center"/>
+            </w:pPr>
+            <w:r/>
+            <w:r>
+              <w:rPr>
+                <w:b/>
+                <w:i w:val="0"/>
+                <w:color w:val="CC3333"/>
+                <w:sz w:val="20"/>
+              </w:rPr>
+              <w:t>모든 보호자에게 동일한 응답</w:t>
+            </w:r>
+          </w:p>
+        </w:tc>
+        <w:tc>
+          <w:tcPr>
+            <w:tcW w:type="dxa" w:w="4422"/>
+            <w:shd w:val="clear" w:color="auto" w:fill="D0F0DA"/>
+            <w:tcBorders>
+              <w:top w:val="single" w:sz="4" w:color="34C759"/>
+              <w:left w:val="single" w:sz="4" w:color="34C759"/>
+              <w:bottom w:val="single" w:sz="4" w:color="34C759"/>
+              <w:right w:val="single" w:sz="4" w:color="34C759"/>
+            </w:tcBorders>
+            <w:vAlign w:val="center"/>
+          </w:tcPr>
+          <w:p>
+            <w:pPr>
+              <w:spacing w:before="80" w:after="80"/>
+              <w:jc w:val="center"/>
+            </w:pPr>
+            <w:r/>
+            <w:r>
+              <w:rPr>
+                <w:b/>
+                <w:i w:val="0"/>
+                <w:color w:val="1A8C3A"/>
+                <w:sz w:val="20"/>
+              </w:rPr>
+              <w:t>실제 수치 기반 맞춤 응답</w:t>
+            </w:r>
+          </w:p>
+        </w:tc>
+      </w:tr>
+      <w:tr>
+        <w:trPr>
+          <w:trHeight w:val="396" w:hRule="atLeast"/>
+        </w:trPr>
+        <w:tc>
+          <w:tcPr>
+            <w:tcW w:type="dxa" w:w="8844"/>
+            <w:gridSpan w:val="2"/>
+            <w:shd w:val="clear" w:color="auto" w:fill="F0EEFF"/>
+            <w:tcBorders>
+              <w:top w:val="single" w:sz="4" w:color="7B61FF"/>
+              <w:left w:val="single" w:sz="4" w:color="7B61FF"/>
+              <w:bottom w:val="single" w:sz="4" w:color="7B61FF"/>
+              <w:right w:val="single" w:sz="4" w:color="7B61FF"/>
+            </w:tcBorders>
+          </w:tcPr>
+          <w:p>
+            <w:pPr>
+              <w:spacing w:before="80" w:after="80"/>
+              <w:jc w:val="center"/>
+            </w:pPr>
+            <w:r/>
+            <w:r>
+              <w:rPr>
+                <w:b w:val="0"/>
+                <w:i/>
+                <w:color w:val="5B4FCC"/>
+                <w:sz w:val="18"/>
+              </w:rPr>
+              <w:t>※ 구현 전제: PDF 업로드 → 수치 파싱 → 보호자별 컨텍스트 주입 → AI 개인화 응답</w:t>
+            </w:r>
+          </w:p>
+        </w:tc>
+      </w:tr>
+    </w:tbl>
+    <w:p>
+      <w:pPr>
+        <w:spacing w:before="80" w:after="240"/>
+        <w:jc w:val="center"/>
+      </w:pPr>
+      <w:r>
+        <w:rPr>
+          <w:i/>
+          <w:color w:val="666666"/>
+          <w:sz w:val="18"/>
+        </w:rPr>
+        <w:t>▲ 그림 4. 보고서 파싱 + AI 개인화 Before / After</w:t>
+      </w:r>
+    </w:p>
     <w:p>
       <w:pPr>
         <w:spacing w:after="60" w:before="60"/>
@@ -10839,16 +12236,41 @@
     </w:p>
     <w:p>
       <w:pPr>
-        <w:spacing w:after="60" w:before="60"/>
-      </w:pPr>
-      <w:r>
-        <w:rPr>
-          <w:rFonts w:ascii="Malgun Gothic" w:cs="Malgun Gothic" w:eastAsia="Malgun Gothic" w:hAnsi="Malgun Gothic"/>
-          <w:color w:val="999999"/>
-          <w:sz w:val="20"/>
-          <w:szCs w:val="20"/>
-        </w:rPr>
-        <w:t xml:space="preserve">—  내부 기획 문서. 외부 공개 금지  —</w:t>
+        <w:jc w:val="center"/>
+      </w:pPr>
+      <w:r>
+        <w:drawing>
+          <wp:inline xmlns:a="http://schemas.openxmlformats.org/drawingml/2006/main" xmlns:pic="http://schemas.openxmlformats.org/drawingml/2006/picture">
+            <wp:extent cx="5303520" cy="2017256"/>
+            <wp:docPr id="4" name="Picture 4"/>
+            <wp:cNvGraphicFramePr>
+              <a:graphicFrameLocks noChangeAspect="1"/>
+            </wp:cNvGraphicFramePr>
+            <a:graphic>
+              <a:graphicData uri="http://schemas.openxmlformats.org/drawingml/2006/picture">
+                <pic:pic>
+                  <pic:nvPicPr>
+                    <pic:cNvPr id="0" name="viz4_before_after.png"/>
+                    <pic:cNvPicPr/>
+                  </pic:nvPicPr>
+                  <pic:blipFill>
+                    <a:blip r:embed="rId13"/>
+                    <a:stretch>
+                      <a:fillRect/>
+                    </a:stretch>
+                  </pic:blipFill>
+                  <pic:spPr>
+                    <a:xfrm>
+                      <a:off x="0" y="0"/>
+                      <a:ext cx="5303520" cy="2017256"/>
+                    </a:xfrm>
+                    <a:prstGeom prst="rect"/>
+                  </pic:spPr>
+                </pic:pic>
+              </a:graphicData>
+            </a:graphic>
+          </wp:inline>
+        </w:drawing>
       </w:r>
     </w:p>
     <w:sectPr>
